--- a/masters/resume-newcomer/resume-newcomer-sample.docx
+++ b/masters/resume-newcomer/resume-newcomer-sample.docx
@@ -4,7 +4,7 @@
   <w:body>
     <w:p>
       <w:pPr>
-        <w:spacing w:after="29" w:before="0" w:line="312" w:lineRule="auto"/>
+        <w:spacing w:after="26" w:before="0" w:line="312" w:lineRule="auto"/>
         <w:jc w:val="center"/>
       </w:pPr>
       <w:r>
@@ -19,7 +19,7 @@
     </w:p>
     <w:p>
       <w:pPr>
-        <w:spacing w:after="72" w:before="0" w:line="312" w:lineRule="auto"/>
+        <w:spacing w:after="66" w:before="0" w:line="312" w:lineRule="auto"/>
         <w:jc w:val="left"/>
         <w:pBdr>
           <w:bottom w:val="single" w:sz="14" w:space="2" w:color="24384F"/>
@@ -52,7 +52,7 @@
       </w:tblGrid>
       <w:tr>
         <w:trPr>
-          <w:trHeight w:val="305" w:hRule="atLeast"/>
+          <w:trHeight w:val="385" w:hRule="atLeast"/>
         </w:trPr>
         <w:tc>
           <w:tcPr>
@@ -235,18 +235,22 @@
               <w:bottom w:val="single" w:sz="6" w:space="0" w:color="C9D2DD"/>
               <w:right w:val="single" w:sz="6" w:space="0" w:color="C9D2DD"/>
             </w:tcBorders>
+            <w:tcMar>
+              <w:left w:w="0" w:type="dxa"/>
+              <w:right w:w="0" w:type="dxa"/>
+            </w:tcMar>
             <w:vAlign w:val="center"/>
           </w:tcPr>
           <w:p>
             <w:pPr>
-              <w:spacing w:after="0" w:before="0"/>
+              <w:spacing w:after="0" w:before="0" w:line="240" w:lineRule="auto"/>
               <w:jc w:val="center"/>
             </w:pPr>
             <w:r/>
             <w:r>
               <w:drawing>
                 <wp:inline xmlns:a="http://schemas.openxmlformats.org/drawingml/2006/main" xmlns:pic="http://schemas.openxmlformats.org/drawingml/2006/picture">
-                  <wp:extent cx="525600" cy="702000"/>
+                  <wp:extent cx="680400" cy="903600"/>
                   <wp:docPr id="1" name="Picture 1"/>
                   <wp:cNvGraphicFramePr>
                     <a:graphicFrameLocks noChangeAspect="1"/>
@@ -267,7 +271,7 @@
                         <pic:spPr>
                           <a:xfrm>
                             <a:off x="0" y="0"/>
-                            <a:ext cx="525600" cy="702000"/>
+                            <a:ext cx="680400" cy="903600"/>
                           </a:xfrm>
                           <a:prstGeom prst="rect"/>
                         </pic:spPr>
@@ -282,7 +286,7 @@
       </w:tr>
       <w:tr>
         <w:trPr>
-          <w:trHeight w:val="305" w:hRule="atLeast"/>
+          <w:trHeight w:val="385" w:hRule="atLeast"/>
         </w:trPr>
         <w:tc>
           <w:tcPr>
@@ -472,7 +476,7 @@
       </w:tr>
       <w:tr>
         <w:trPr>
-          <w:trHeight w:val="305" w:hRule="atLeast"/>
+          <w:trHeight w:val="385" w:hRule="atLeast"/>
         </w:trPr>
         <w:tc>
           <w:tcPr>
@@ -549,7 +553,7 @@
       </w:tr>
       <w:tr>
         <w:trPr>
-          <w:trHeight w:val="305" w:hRule="atLeast"/>
+          <w:trHeight w:val="385" w:hRule="atLeast"/>
         </w:trPr>
         <w:tc>
           <w:tcPr>
@@ -627,7 +631,7 @@
     </w:tbl>
     <w:p>
       <w:pPr>
-        <w:spacing w:after="29" w:before="0" w:line="312" w:lineRule="auto"/>
+        <w:spacing w:after="26" w:before="0" w:line="312" w:lineRule="auto"/>
         <w:jc w:val="left"/>
       </w:pPr>
       <w:r>
@@ -640,7 +644,7 @@
     </w:p>
     <w:p>
       <w:pPr>
-        <w:spacing w:after="29" w:before="57" w:line="312" w:lineRule="auto"/>
+        <w:spacing w:after="26" w:before="53" w:line="312" w:lineRule="auto"/>
         <w:jc w:val="left"/>
         <w:pBdr>
           <w:bottom w:val="single" w:sz="6" w:space="2" w:color="C9D2DD"/>
@@ -682,7 +686,7 @@
       </w:tblGrid>
       <w:tr>
         <w:trPr>
-          <w:trHeight w:val="305" w:hRule="atLeast"/>
+          <w:trHeight w:val="280" w:hRule="atLeast"/>
         </w:trPr>
         <w:tc>
           <w:tcPr>
@@ -832,7 +836,7 @@
       </w:tr>
       <w:tr>
         <w:trPr>
-          <w:trHeight w:val="305" w:hRule="atLeast"/>
+          <w:trHeight w:val="280" w:hRule="atLeast"/>
         </w:trPr>
         <w:tc>
           <w:tcPr>
@@ -977,7 +981,7 @@
       </w:tr>
       <w:tr>
         <w:trPr>
-          <w:trHeight w:val="305" w:hRule="atLeast"/>
+          <w:trHeight w:val="280" w:hRule="atLeast"/>
         </w:trPr>
         <w:tc>
           <w:tcPr>
@@ -1122,7 +1126,7 @@
       </w:tr>
       <w:tr>
         <w:trPr>
-          <w:trHeight w:val="305" w:hRule="atLeast"/>
+          <w:trHeight w:val="280" w:hRule="atLeast"/>
         </w:trPr>
         <w:tc>
           <w:tcPr>
@@ -1258,7 +1262,7 @@
     </w:tbl>
     <w:p>
       <w:pPr>
-        <w:spacing w:after="29" w:before="0" w:line="312" w:lineRule="auto"/>
+        <w:spacing w:after="26" w:before="0" w:line="312" w:lineRule="auto"/>
         <w:jc w:val="left"/>
       </w:pPr>
       <w:r>
@@ -1271,7 +1275,7 @@
     </w:p>
     <w:p>
       <w:pPr>
-        <w:spacing w:after="29" w:before="57" w:line="312" w:lineRule="auto"/>
+        <w:spacing w:after="26" w:before="53" w:line="312" w:lineRule="auto"/>
         <w:jc w:val="left"/>
         <w:pBdr>
           <w:bottom w:val="single" w:sz="6" w:space="2" w:color="C9D2DD"/>
@@ -1313,7 +1317,7 @@
       </w:tblGrid>
       <w:tr>
         <w:trPr>
-          <w:trHeight w:val="305" w:hRule="atLeast"/>
+          <w:trHeight w:val="280" w:hRule="atLeast"/>
         </w:trPr>
         <w:tc>
           <w:tcPr>
@@ -1463,7 +1467,7 @@
       </w:tr>
       <w:tr>
         <w:trPr>
-          <w:trHeight w:val="305" w:hRule="atLeast"/>
+          <w:trHeight w:val="280" w:hRule="atLeast"/>
         </w:trPr>
         <w:tc>
           <w:tcPr>
@@ -1608,7 +1612,7 @@
       </w:tr>
       <w:tr>
         <w:trPr>
-          <w:trHeight w:val="305" w:hRule="atLeast"/>
+          <w:trHeight w:val="280" w:hRule="atLeast"/>
         </w:trPr>
         <w:tc>
           <w:tcPr>
@@ -1744,7 +1748,7 @@
     </w:tbl>
     <w:p>
       <w:pPr>
-        <w:spacing w:after="29" w:before="0" w:line="312" w:lineRule="auto"/>
+        <w:spacing w:after="26" w:before="0" w:line="312" w:lineRule="auto"/>
         <w:jc w:val="left"/>
       </w:pPr>
       <w:r>
@@ -1757,7 +1761,7 @@
     </w:p>
     <w:p>
       <w:pPr>
-        <w:spacing w:after="29" w:before="57" w:line="312" w:lineRule="auto"/>
+        <w:spacing w:after="26" w:before="53" w:line="312" w:lineRule="auto"/>
         <w:jc w:val="left"/>
         <w:pBdr>
           <w:bottom w:val="single" w:sz="6" w:space="2" w:color="C9D2DD"/>
@@ -1798,7 +1802,7 @@
       </w:tblGrid>
       <w:tr>
         <w:trPr>
-          <w:trHeight w:val="305" w:hRule="atLeast"/>
+          <w:trHeight w:val="280" w:hRule="atLeast"/>
         </w:trPr>
         <w:tc>
           <w:tcPr>
@@ -1919,7 +1923,7 @@
       </w:tr>
       <w:tr>
         <w:trPr>
-          <w:trHeight w:val="305" w:hRule="atLeast"/>
+          <w:trHeight w:val="280" w:hRule="atLeast"/>
         </w:trPr>
         <w:tc>
           <w:tcPr>
@@ -2036,7 +2040,7 @@
       </w:tr>
       <w:tr>
         <w:trPr>
-          <w:trHeight w:val="305" w:hRule="atLeast"/>
+          <w:trHeight w:val="280" w:hRule="atLeast"/>
         </w:trPr>
         <w:tc>
           <w:tcPr>
@@ -2146,7 +2150,7 @@
     </w:tbl>
     <w:p>
       <w:pPr>
-        <w:spacing w:after="29" w:before="0" w:line="312" w:lineRule="auto"/>
+        <w:spacing w:after="26" w:before="0" w:line="312" w:lineRule="auto"/>
         <w:jc w:val="left"/>
       </w:pPr>
       <w:r>
@@ -2159,7 +2163,7 @@
     </w:p>
     <w:p>
       <w:pPr>
-        <w:spacing w:after="29" w:before="57" w:line="312" w:lineRule="auto"/>
+        <w:spacing w:after="26" w:before="53" w:line="312" w:lineRule="auto"/>
         <w:jc w:val="left"/>
         <w:pBdr>
           <w:bottom w:val="single" w:sz="6" w:space="2" w:color="C9D2DD"/>
@@ -2200,7 +2204,7 @@
       </w:tblGrid>
       <w:tr>
         <w:trPr>
-          <w:trHeight w:val="305" w:hRule="atLeast"/>
+          <w:trHeight w:val="280" w:hRule="atLeast"/>
         </w:trPr>
         <w:tc>
           <w:tcPr>
@@ -2321,7 +2325,7 @@
       </w:tr>
       <w:tr>
         <w:trPr>
-          <w:trHeight w:val="305" w:hRule="atLeast"/>
+          <w:trHeight w:val="280" w:hRule="atLeast"/>
         </w:trPr>
         <w:tc>
           <w:tcPr>
@@ -2438,7 +2442,7 @@
       </w:tr>
       <w:tr>
         <w:trPr>
-          <w:trHeight w:val="305" w:hRule="atLeast"/>
+          <w:trHeight w:val="280" w:hRule="atLeast"/>
         </w:trPr>
         <w:tc>
           <w:tcPr>
@@ -2548,7 +2552,7 @@
     </w:tbl>
     <w:p>
       <w:pPr>
-        <w:spacing w:after="29" w:before="0" w:line="312" w:lineRule="auto"/>
+        <w:spacing w:after="26" w:before="0" w:line="312" w:lineRule="auto"/>
         <w:jc w:val="left"/>
       </w:pPr>
       <w:r>
@@ -2561,7 +2565,7 @@
     </w:p>
     <w:p>
       <w:pPr>
-        <w:spacing w:after="29" w:before="57" w:line="312" w:lineRule="auto"/>
+        <w:spacing w:after="26" w:before="53" w:line="312" w:lineRule="auto"/>
         <w:jc w:val="left"/>
         <w:pBdr>
           <w:bottom w:val="single" w:sz="6" w:space="2" w:color="C9D2DD"/>
@@ -2604,7 +2608,7 @@
       </w:tblGrid>
       <w:tr>
         <w:trPr>
-          <w:trHeight w:val="305" w:hRule="atLeast"/>
+          <w:trHeight w:val="280" w:hRule="atLeast"/>
         </w:trPr>
         <w:tc>
           <w:tcPr>
@@ -2780,7 +2784,7 @@
       </w:tr>
       <w:tr>
         <w:trPr>
-          <w:trHeight w:val="305" w:hRule="atLeast"/>
+          <w:trHeight w:val="280" w:hRule="atLeast"/>
         </w:trPr>
         <w:tc>
           <w:tcPr>
@@ -2844,7 +2848,7 @@
     </w:tbl>
     <w:p>
       <w:pPr>
-        <w:spacing w:after="29" w:before="0" w:line="312" w:lineRule="auto"/>
+        <w:spacing w:after="26" w:before="0" w:line="312" w:lineRule="auto"/>
         <w:jc w:val="left"/>
       </w:pPr>
       <w:r>
@@ -2857,7 +2861,7 @@
     </w:p>
     <w:p>
       <w:pPr>
-        <w:spacing w:after="57" w:before="0" w:line="312" w:lineRule="auto"/>
+        <w:spacing w:after="53" w:before="0" w:line="312" w:lineRule="auto"/>
         <w:jc w:val="center"/>
       </w:pPr>
       <w:r>
@@ -2871,7 +2875,7 @@
     </w:p>
     <w:p>
       <w:pPr>
-        <w:spacing w:after="57" w:before="57" w:line="312" w:lineRule="auto"/>
+        <w:spacing w:after="53" w:before="53" w:line="312" w:lineRule="auto"/>
         <w:jc w:val="center"/>
       </w:pPr>
       <w:r>
@@ -2886,7 +2890,7 @@
     </w:p>
     <w:p>
       <w:pPr>
-        <w:spacing w:after="57" w:before="0" w:line="312" w:lineRule="auto"/>
+        <w:spacing w:after="53" w:before="0" w:line="312" w:lineRule="auto"/>
         <w:jc w:val="right"/>
       </w:pPr>
       <w:r>
@@ -2924,7 +2928,7 @@
     </w:p>
     <w:p>
       <w:pPr>
-        <w:spacing w:after="0" w:before="43" w:line="312" w:lineRule="auto"/>
+        <w:spacing w:after="0" w:before="40" w:line="312" w:lineRule="auto"/>
         <w:jc w:val="left"/>
       </w:pPr>
       <w:r>

--- a/masters/resume-newcomer/resume-newcomer-sample.docx
+++ b/masters/resume-newcomer/resume-newcomer-sample.docx
@@ -4,7 +4,7 @@
   <w:body>
     <w:p>
       <w:pPr>
-        <w:spacing w:after="26" w:before="0" w:line="312" w:lineRule="auto"/>
+        <w:spacing w:after="29" w:before="0" w:line="312" w:lineRule="auto"/>
         <w:jc w:val="center"/>
       </w:pPr>
       <w:r>
@@ -19,7 +19,7 @@
     </w:p>
     <w:p>
       <w:pPr>
-        <w:spacing w:after="66" w:before="0" w:line="312" w:lineRule="auto"/>
+        <w:spacing w:after="72" w:before="0" w:line="312" w:lineRule="auto"/>
         <w:jc w:val="left"/>
         <w:pBdr>
           <w:bottom w:val="single" w:sz="14" w:space="2" w:color="24384F"/>
@@ -52,7 +52,7 @@
       </w:tblGrid>
       <w:tr>
         <w:trPr>
-          <w:trHeight w:val="385" w:hRule="atLeast"/>
+          <w:trHeight w:val="305" w:hRule="atLeast"/>
         </w:trPr>
         <w:tc>
           <w:tcPr>
@@ -235,22 +235,18 @@
               <w:bottom w:val="single" w:sz="6" w:space="0" w:color="C9D2DD"/>
               <w:right w:val="single" w:sz="6" w:space="0" w:color="C9D2DD"/>
             </w:tcBorders>
-            <w:tcMar>
-              <w:left w:w="0" w:type="dxa"/>
-              <w:right w:w="0" w:type="dxa"/>
-            </w:tcMar>
             <w:vAlign w:val="center"/>
           </w:tcPr>
           <w:p>
             <w:pPr>
-              <w:spacing w:after="0" w:before="0" w:line="240" w:lineRule="auto"/>
+              <w:spacing w:after="0" w:before="0"/>
               <w:jc w:val="center"/>
             </w:pPr>
             <w:r/>
             <w:r>
               <w:drawing>
                 <wp:inline xmlns:a="http://schemas.openxmlformats.org/drawingml/2006/main" xmlns:pic="http://schemas.openxmlformats.org/drawingml/2006/picture">
-                  <wp:extent cx="680400" cy="903600"/>
+                  <wp:extent cx="525600" cy="702000"/>
                   <wp:docPr id="1" name="Picture 1"/>
                   <wp:cNvGraphicFramePr>
                     <a:graphicFrameLocks noChangeAspect="1"/>
@@ -271,7 +267,7 @@
                         <pic:spPr>
                           <a:xfrm>
                             <a:off x="0" y="0"/>
-                            <a:ext cx="680400" cy="903600"/>
+                            <a:ext cx="525600" cy="702000"/>
                           </a:xfrm>
                           <a:prstGeom prst="rect"/>
                         </pic:spPr>
@@ -286,7 +282,7 @@
       </w:tr>
       <w:tr>
         <w:trPr>
-          <w:trHeight w:val="385" w:hRule="atLeast"/>
+          <w:trHeight w:val="305" w:hRule="atLeast"/>
         </w:trPr>
         <w:tc>
           <w:tcPr>
@@ -476,7 +472,7 @@
       </w:tr>
       <w:tr>
         <w:trPr>
-          <w:trHeight w:val="385" w:hRule="atLeast"/>
+          <w:trHeight w:val="305" w:hRule="atLeast"/>
         </w:trPr>
         <w:tc>
           <w:tcPr>
@@ -553,7 +549,7 @@
       </w:tr>
       <w:tr>
         <w:trPr>
-          <w:trHeight w:val="385" w:hRule="atLeast"/>
+          <w:trHeight w:val="305" w:hRule="atLeast"/>
         </w:trPr>
         <w:tc>
           <w:tcPr>
@@ -631,7 +627,7 @@
     </w:tbl>
     <w:p>
       <w:pPr>
-        <w:spacing w:after="26" w:before="0" w:line="312" w:lineRule="auto"/>
+        <w:spacing w:after="29" w:before="0" w:line="312" w:lineRule="auto"/>
         <w:jc w:val="left"/>
       </w:pPr>
       <w:r>
@@ -644,7 +640,7 @@
     </w:p>
     <w:p>
       <w:pPr>
-        <w:spacing w:after="26" w:before="53" w:line="312" w:lineRule="auto"/>
+        <w:spacing w:after="29" w:before="57" w:line="312" w:lineRule="auto"/>
         <w:jc w:val="left"/>
         <w:pBdr>
           <w:bottom w:val="single" w:sz="6" w:space="2" w:color="C9D2DD"/>
@@ -686,7 +682,7 @@
       </w:tblGrid>
       <w:tr>
         <w:trPr>
-          <w:trHeight w:val="280" w:hRule="atLeast"/>
+          <w:trHeight w:val="305" w:hRule="atLeast"/>
         </w:trPr>
         <w:tc>
           <w:tcPr>
@@ -836,7 +832,7 @@
       </w:tr>
       <w:tr>
         <w:trPr>
-          <w:trHeight w:val="280" w:hRule="atLeast"/>
+          <w:trHeight w:val="305" w:hRule="atLeast"/>
         </w:trPr>
         <w:tc>
           <w:tcPr>
@@ -981,7 +977,7 @@
       </w:tr>
       <w:tr>
         <w:trPr>
-          <w:trHeight w:val="280" w:hRule="atLeast"/>
+          <w:trHeight w:val="305" w:hRule="atLeast"/>
         </w:trPr>
         <w:tc>
           <w:tcPr>
@@ -1126,7 +1122,7 @@
       </w:tr>
       <w:tr>
         <w:trPr>
-          <w:trHeight w:val="280" w:hRule="atLeast"/>
+          <w:trHeight w:val="305" w:hRule="atLeast"/>
         </w:trPr>
         <w:tc>
           <w:tcPr>
@@ -1262,7 +1258,7 @@
     </w:tbl>
     <w:p>
       <w:pPr>
-        <w:spacing w:after="26" w:before="0" w:line="312" w:lineRule="auto"/>
+        <w:spacing w:after="29" w:before="0" w:line="312" w:lineRule="auto"/>
         <w:jc w:val="left"/>
       </w:pPr>
       <w:r>
@@ -1275,7 +1271,7 @@
     </w:p>
     <w:p>
       <w:pPr>
-        <w:spacing w:after="26" w:before="53" w:line="312" w:lineRule="auto"/>
+        <w:spacing w:after="29" w:before="57" w:line="312" w:lineRule="auto"/>
         <w:jc w:val="left"/>
         <w:pBdr>
           <w:bottom w:val="single" w:sz="6" w:space="2" w:color="C9D2DD"/>
@@ -1317,7 +1313,7 @@
       </w:tblGrid>
       <w:tr>
         <w:trPr>
-          <w:trHeight w:val="280" w:hRule="atLeast"/>
+          <w:trHeight w:val="305" w:hRule="atLeast"/>
         </w:trPr>
         <w:tc>
           <w:tcPr>
@@ -1467,7 +1463,7 @@
       </w:tr>
       <w:tr>
         <w:trPr>
-          <w:trHeight w:val="280" w:hRule="atLeast"/>
+          <w:trHeight w:val="305" w:hRule="atLeast"/>
         </w:trPr>
         <w:tc>
           <w:tcPr>
@@ -1612,7 +1608,7 @@
       </w:tr>
       <w:tr>
         <w:trPr>
-          <w:trHeight w:val="280" w:hRule="atLeast"/>
+          <w:trHeight w:val="305" w:hRule="atLeast"/>
         </w:trPr>
         <w:tc>
           <w:tcPr>
@@ -1748,7 +1744,7 @@
     </w:tbl>
     <w:p>
       <w:pPr>
-        <w:spacing w:after="26" w:before="0" w:line="312" w:lineRule="auto"/>
+        <w:spacing w:after="29" w:before="0" w:line="312" w:lineRule="auto"/>
         <w:jc w:val="left"/>
       </w:pPr>
       <w:r>
@@ -1761,7 +1757,7 @@
     </w:p>
     <w:p>
       <w:pPr>
-        <w:spacing w:after="26" w:before="53" w:line="312" w:lineRule="auto"/>
+        <w:spacing w:after="29" w:before="57" w:line="312" w:lineRule="auto"/>
         <w:jc w:val="left"/>
         <w:pBdr>
           <w:bottom w:val="single" w:sz="6" w:space="2" w:color="C9D2DD"/>
@@ -1802,7 +1798,7 @@
       </w:tblGrid>
       <w:tr>
         <w:trPr>
-          <w:trHeight w:val="280" w:hRule="atLeast"/>
+          <w:trHeight w:val="305" w:hRule="atLeast"/>
         </w:trPr>
         <w:tc>
           <w:tcPr>
@@ -1923,7 +1919,7 @@
       </w:tr>
       <w:tr>
         <w:trPr>
-          <w:trHeight w:val="280" w:hRule="atLeast"/>
+          <w:trHeight w:val="305" w:hRule="atLeast"/>
         </w:trPr>
         <w:tc>
           <w:tcPr>
@@ -2040,7 +2036,7 @@
       </w:tr>
       <w:tr>
         <w:trPr>
-          <w:trHeight w:val="280" w:hRule="atLeast"/>
+          <w:trHeight w:val="305" w:hRule="atLeast"/>
         </w:trPr>
         <w:tc>
           <w:tcPr>
@@ -2150,7 +2146,7 @@
     </w:tbl>
     <w:p>
       <w:pPr>
-        <w:spacing w:after="26" w:before="0" w:line="312" w:lineRule="auto"/>
+        <w:spacing w:after="29" w:before="0" w:line="312" w:lineRule="auto"/>
         <w:jc w:val="left"/>
       </w:pPr>
       <w:r>
@@ -2163,7 +2159,7 @@
     </w:p>
     <w:p>
       <w:pPr>
-        <w:spacing w:after="26" w:before="53" w:line="312" w:lineRule="auto"/>
+        <w:spacing w:after="29" w:before="57" w:line="312" w:lineRule="auto"/>
         <w:jc w:val="left"/>
         <w:pBdr>
           <w:bottom w:val="single" w:sz="6" w:space="2" w:color="C9D2DD"/>
@@ -2204,7 +2200,7 @@
       </w:tblGrid>
       <w:tr>
         <w:trPr>
-          <w:trHeight w:val="280" w:hRule="atLeast"/>
+          <w:trHeight w:val="305" w:hRule="atLeast"/>
         </w:trPr>
         <w:tc>
           <w:tcPr>
@@ -2325,7 +2321,7 @@
       </w:tr>
       <w:tr>
         <w:trPr>
-          <w:trHeight w:val="280" w:hRule="atLeast"/>
+          <w:trHeight w:val="305" w:hRule="atLeast"/>
         </w:trPr>
         <w:tc>
           <w:tcPr>
@@ -2442,7 +2438,7 @@
       </w:tr>
       <w:tr>
         <w:trPr>
-          <w:trHeight w:val="280" w:hRule="atLeast"/>
+          <w:trHeight w:val="305" w:hRule="atLeast"/>
         </w:trPr>
         <w:tc>
           <w:tcPr>
@@ -2552,7 +2548,7 @@
     </w:tbl>
     <w:p>
       <w:pPr>
-        <w:spacing w:after="26" w:before="0" w:line="312" w:lineRule="auto"/>
+        <w:spacing w:after="29" w:before="0" w:line="312" w:lineRule="auto"/>
         <w:jc w:val="left"/>
       </w:pPr>
       <w:r>
@@ -2565,7 +2561,7 @@
     </w:p>
     <w:p>
       <w:pPr>
-        <w:spacing w:after="26" w:before="53" w:line="312" w:lineRule="auto"/>
+        <w:spacing w:after="29" w:before="57" w:line="312" w:lineRule="auto"/>
         <w:jc w:val="left"/>
         <w:pBdr>
           <w:bottom w:val="single" w:sz="6" w:space="2" w:color="C9D2DD"/>
@@ -2608,7 +2604,7 @@
       </w:tblGrid>
       <w:tr>
         <w:trPr>
-          <w:trHeight w:val="280" w:hRule="atLeast"/>
+          <w:trHeight w:val="305" w:hRule="atLeast"/>
         </w:trPr>
         <w:tc>
           <w:tcPr>
@@ -2784,7 +2780,7 @@
       </w:tr>
       <w:tr>
         <w:trPr>
-          <w:trHeight w:val="280" w:hRule="atLeast"/>
+          <w:trHeight w:val="305" w:hRule="atLeast"/>
         </w:trPr>
         <w:tc>
           <w:tcPr>
@@ -2848,7 +2844,7 @@
     </w:tbl>
     <w:p>
       <w:pPr>
-        <w:spacing w:after="26" w:before="0" w:line="312" w:lineRule="auto"/>
+        <w:spacing w:after="29" w:before="0" w:line="312" w:lineRule="auto"/>
         <w:jc w:val="left"/>
       </w:pPr>
       <w:r>
@@ -2861,7 +2857,7 @@
     </w:p>
     <w:p>
       <w:pPr>
-        <w:spacing w:after="53" w:before="0" w:line="312" w:lineRule="auto"/>
+        <w:spacing w:after="57" w:before="0" w:line="312" w:lineRule="auto"/>
         <w:jc w:val="center"/>
       </w:pPr>
       <w:r>
@@ -2875,7 +2871,7 @@
     </w:p>
     <w:p>
       <w:pPr>
-        <w:spacing w:after="53" w:before="53" w:line="312" w:lineRule="auto"/>
+        <w:spacing w:after="57" w:before="57" w:line="312" w:lineRule="auto"/>
         <w:jc w:val="center"/>
       </w:pPr>
       <w:r>
@@ -2890,7 +2886,7 @@
     </w:p>
     <w:p>
       <w:pPr>
-        <w:spacing w:after="53" w:before="0" w:line="312" w:lineRule="auto"/>
+        <w:spacing w:after="57" w:before="0" w:line="312" w:lineRule="auto"/>
         <w:jc w:val="right"/>
       </w:pPr>
       <w:r>
@@ -2928,7 +2924,7 @@
     </w:p>
     <w:p>
       <w:pPr>
-        <w:spacing w:after="0" w:before="40" w:line="312" w:lineRule="auto"/>
+        <w:spacing w:after="0" w:before="43" w:line="312" w:lineRule="auto"/>
         <w:jc w:val="left"/>
       </w:pPr>
       <w:r>

--- a/masters/resume-newcomer/resume-newcomer-sample.docx
+++ b/masters/resume-newcomer/resume-newcomer-sample.docx
@@ -4,7 +4,7 @@
   <w:body>
     <w:p>
       <w:pPr>
-        <w:spacing w:after="29" w:before="0" w:line="312" w:lineRule="auto"/>
+        <w:spacing w:after="22" w:before="0" w:line="312" w:lineRule="auto"/>
         <w:jc w:val="center"/>
       </w:pPr>
       <w:r>
@@ -19,7 +19,7 @@
     </w:p>
     <w:p>
       <w:pPr>
-        <w:spacing w:after="72" w:before="0" w:line="312" w:lineRule="auto"/>
+        <w:spacing w:after="56" w:before="0" w:line="312" w:lineRule="auto"/>
         <w:jc w:val="left"/>
         <w:pBdr>
           <w:bottom w:val="single" w:sz="14" w:space="2" w:color="24384F"/>
@@ -52,7 +52,7 @@
       </w:tblGrid>
       <w:tr>
         <w:trPr>
-          <w:trHeight w:val="305" w:hRule="atLeast"/>
+          <w:trHeight w:val="385" w:hRule="atLeast"/>
         </w:trPr>
         <w:tc>
           <w:tcPr>
@@ -235,18 +235,22 @@
               <w:bottom w:val="single" w:sz="6" w:space="0" w:color="C9D2DD"/>
               <w:right w:val="single" w:sz="6" w:space="0" w:color="C9D2DD"/>
             </w:tcBorders>
+            <w:tcMar>
+              <w:left w:w="0" w:type="dxa"/>
+              <w:right w:w="0" w:type="dxa"/>
+            </w:tcMar>
             <w:vAlign w:val="center"/>
           </w:tcPr>
           <w:p>
             <w:pPr>
-              <w:spacing w:after="0" w:before="0"/>
+              <w:spacing w:after="0" w:before="0" w:line="240" w:lineRule="auto"/>
               <w:jc w:val="center"/>
             </w:pPr>
             <w:r/>
             <w:r>
               <w:drawing>
                 <wp:inline xmlns:a="http://schemas.openxmlformats.org/drawingml/2006/main" xmlns:pic="http://schemas.openxmlformats.org/drawingml/2006/picture">
-                  <wp:extent cx="525600" cy="702000"/>
+                  <wp:extent cx="680400" cy="903600"/>
                   <wp:docPr id="1" name="Picture 1"/>
                   <wp:cNvGraphicFramePr>
                     <a:graphicFrameLocks noChangeAspect="1"/>
@@ -267,7 +271,7 @@
                         <pic:spPr>
                           <a:xfrm>
                             <a:off x="0" y="0"/>
-                            <a:ext cx="525600" cy="702000"/>
+                            <a:ext cx="680400" cy="903600"/>
                           </a:xfrm>
                           <a:prstGeom prst="rect"/>
                         </pic:spPr>
@@ -282,7 +286,7 @@
       </w:tr>
       <w:tr>
         <w:trPr>
-          <w:trHeight w:val="305" w:hRule="atLeast"/>
+          <w:trHeight w:val="385" w:hRule="atLeast"/>
         </w:trPr>
         <w:tc>
           <w:tcPr>
@@ -472,7 +476,7 @@
       </w:tr>
       <w:tr>
         <w:trPr>
-          <w:trHeight w:val="305" w:hRule="atLeast"/>
+          <w:trHeight w:val="385" w:hRule="atLeast"/>
         </w:trPr>
         <w:tc>
           <w:tcPr>
@@ -549,7 +553,7 @@
       </w:tr>
       <w:tr>
         <w:trPr>
-          <w:trHeight w:val="305" w:hRule="atLeast"/>
+          <w:trHeight w:val="385" w:hRule="atLeast"/>
         </w:trPr>
         <w:tc>
           <w:tcPr>
@@ -627,7 +631,7 @@
     </w:tbl>
     <w:p>
       <w:pPr>
-        <w:spacing w:after="29" w:before="0" w:line="312" w:lineRule="auto"/>
+        <w:spacing w:after="22" w:before="0" w:line="312" w:lineRule="auto"/>
         <w:jc w:val="left"/>
       </w:pPr>
       <w:r>
@@ -640,7 +644,7 @@
     </w:p>
     <w:p>
       <w:pPr>
-        <w:spacing w:after="29" w:before="57" w:line="312" w:lineRule="auto"/>
+        <w:spacing w:after="22" w:before="45" w:line="312" w:lineRule="auto"/>
         <w:jc w:val="left"/>
         <w:pBdr>
           <w:bottom w:val="single" w:sz="6" w:space="2" w:color="C9D2DD"/>
@@ -682,7 +686,7 @@
       </w:tblGrid>
       <w:tr>
         <w:trPr>
-          <w:trHeight w:val="305" w:hRule="atLeast"/>
+          <w:trHeight w:val="238" w:hRule="atLeast"/>
         </w:trPr>
         <w:tc>
           <w:tcPr>
@@ -832,7 +836,7 @@
       </w:tr>
       <w:tr>
         <w:trPr>
-          <w:trHeight w:val="305" w:hRule="atLeast"/>
+          <w:trHeight w:val="238" w:hRule="atLeast"/>
         </w:trPr>
         <w:tc>
           <w:tcPr>
@@ -977,7 +981,7 @@
       </w:tr>
       <w:tr>
         <w:trPr>
-          <w:trHeight w:val="305" w:hRule="atLeast"/>
+          <w:trHeight w:val="238" w:hRule="atLeast"/>
         </w:trPr>
         <w:tc>
           <w:tcPr>
@@ -1122,7 +1126,7 @@
       </w:tr>
       <w:tr>
         <w:trPr>
-          <w:trHeight w:val="305" w:hRule="atLeast"/>
+          <w:trHeight w:val="238" w:hRule="atLeast"/>
         </w:trPr>
         <w:tc>
           <w:tcPr>
@@ -1258,7 +1262,7 @@
     </w:tbl>
     <w:p>
       <w:pPr>
-        <w:spacing w:after="29" w:before="0" w:line="312" w:lineRule="auto"/>
+        <w:spacing w:after="22" w:before="0" w:line="312" w:lineRule="auto"/>
         <w:jc w:val="left"/>
       </w:pPr>
       <w:r>
@@ -1271,7 +1275,7 @@
     </w:p>
     <w:p>
       <w:pPr>
-        <w:spacing w:after="29" w:before="57" w:line="312" w:lineRule="auto"/>
+        <w:spacing w:after="22" w:before="45" w:line="312" w:lineRule="auto"/>
         <w:jc w:val="left"/>
         <w:pBdr>
           <w:bottom w:val="single" w:sz="6" w:space="2" w:color="C9D2DD"/>
@@ -1313,7 +1317,7 @@
       </w:tblGrid>
       <w:tr>
         <w:trPr>
-          <w:trHeight w:val="305" w:hRule="atLeast"/>
+          <w:trHeight w:val="238" w:hRule="atLeast"/>
         </w:trPr>
         <w:tc>
           <w:tcPr>
@@ -1463,7 +1467,7 @@
       </w:tr>
       <w:tr>
         <w:trPr>
-          <w:trHeight w:val="305" w:hRule="atLeast"/>
+          <w:trHeight w:val="238" w:hRule="atLeast"/>
         </w:trPr>
         <w:tc>
           <w:tcPr>
@@ -1608,7 +1612,7 @@
       </w:tr>
       <w:tr>
         <w:trPr>
-          <w:trHeight w:val="305" w:hRule="atLeast"/>
+          <w:trHeight w:val="238" w:hRule="atLeast"/>
         </w:trPr>
         <w:tc>
           <w:tcPr>
@@ -1744,7 +1748,7 @@
     </w:tbl>
     <w:p>
       <w:pPr>
-        <w:spacing w:after="29" w:before="0" w:line="312" w:lineRule="auto"/>
+        <w:spacing w:after="22" w:before="0" w:line="312" w:lineRule="auto"/>
         <w:jc w:val="left"/>
       </w:pPr>
       <w:r>
@@ -1757,7 +1761,7 @@
     </w:p>
     <w:p>
       <w:pPr>
-        <w:spacing w:after="29" w:before="57" w:line="312" w:lineRule="auto"/>
+        <w:spacing w:after="22" w:before="45" w:line="312" w:lineRule="auto"/>
         <w:jc w:val="left"/>
         <w:pBdr>
           <w:bottom w:val="single" w:sz="6" w:space="2" w:color="C9D2DD"/>
@@ -1798,7 +1802,7 @@
       </w:tblGrid>
       <w:tr>
         <w:trPr>
-          <w:trHeight w:val="305" w:hRule="atLeast"/>
+          <w:trHeight w:val="238" w:hRule="atLeast"/>
         </w:trPr>
         <w:tc>
           <w:tcPr>
@@ -1919,7 +1923,7 @@
       </w:tr>
       <w:tr>
         <w:trPr>
-          <w:trHeight w:val="305" w:hRule="atLeast"/>
+          <w:trHeight w:val="238" w:hRule="atLeast"/>
         </w:trPr>
         <w:tc>
           <w:tcPr>
@@ -2036,7 +2040,7 @@
       </w:tr>
       <w:tr>
         <w:trPr>
-          <w:trHeight w:val="305" w:hRule="atLeast"/>
+          <w:trHeight w:val="238" w:hRule="atLeast"/>
         </w:trPr>
         <w:tc>
           <w:tcPr>
@@ -2146,7 +2150,7 @@
     </w:tbl>
     <w:p>
       <w:pPr>
-        <w:spacing w:after="29" w:before="0" w:line="312" w:lineRule="auto"/>
+        <w:spacing w:after="22" w:before="0" w:line="312" w:lineRule="auto"/>
         <w:jc w:val="left"/>
       </w:pPr>
       <w:r>
@@ -2159,7 +2163,7 @@
     </w:p>
     <w:p>
       <w:pPr>
-        <w:spacing w:after="29" w:before="57" w:line="312" w:lineRule="auto"/>
+        <w:spacing w:after="22" w:before="45" w:line="312" w:lineRule="auto"/>
         <w:jc w:val="left"/>
         <w:pBdr>
           <w:bottom w:val="single" w:sz="6" w:space="2" w:color="C9D2DD"/>
@@ -2200,7 +2204,7 @@
       </w:tblGrid>
       <w:tr>
         <w:trPr>
-          <w:trHeight w:val="305" w:hRule="atLeast"/>
+          <w:trHeight w:val="238" w:hRule="atLeast"/>
         </w:trPr>
         <w:tc>
           <w:tcPr>
@@ -2321,7 +2325,7 @@
       </w:tr>
       <w:tr>
         <w:trPr>
-          <w:trHeight w:val="305" w:hRule="atLeast"/>
+          <w:trHeight w:val="238" w:hRule="atLeast"/>
         </w:trPr>
         <w:tc>
           <w:tcPr>
@@ -2438,7 +2442,7 @@
       </w:tr>
       <w:tr>
         <w:trPr>
-          <w:trHeight w:val="305" w:hRule="atLeast"/>
+          <w:trHeight w:val="238" w:hRule="atLeast"/>
         </w:trPr>
         <w:tc>
           <w:tcPr>
@@ -2548,7 +2552,7 @@
     </w:tbl>
     <w:p>
       <w:pPr>
-        <w:spacing w:after="29" w:before="0" w:line="312" w:lineRule="auto"/>
+        <w:spacing w:after="22" w:before="0" w:line="312" w:lineRule="auto"/>
         <w:jc w:val="left"/>
       </w:pPr>
       <w:r>
@@ -2561,7 +2565,7 @@
     </w:p>
     <w:p>
       <w:pPr>
-        <w:spacing w:after="29" w:before="57" w:line="312" w:lineRule="auto"/>
+        <w:spacing w:after="22" w:before="45" w:line="312" w:lineRule="auto"/>
         <w:jc w:val="left"/>
         <w:pBdr>
           <w:bottom w:val="single" w:sz="6" w:space="2" w:color="C9D2DD"/>
@@ -2604,7 +2608,7 @@
       </w:tblGrid>
       <w:tr>
         <w:trPr>
-          <w:trHeight w:val="305" w:hRule="atLeast"/>
+          <w:trHeight w:val="238" w:hRule="atLeast"/>
         </w:trPr>
         <w:tc>
           <w:tcPr>
@@ -2780,7 +2784,7 @@
       </w:tr>
       <w:tr>
         <w:trPr>
-          <w:trHeight w:val="305" w:hRule="atLeast"/>
+          <w:trHeight w:val="238" w:hRule="atLeast"/>
         </w:trPr>
         <w:tc>
           <w:tcPr>
@@ -2844,7 +2848,7 @@
     </w:tbl>
     <w:p>
       <w:pPr>
-        <w:spacing w:after="29" w:before="0" w:line="312" w:lineRule="auto"/>
+        <w:spacing w:after="22" w:before="0" w:line="312" w:lineRule="auto"/>
         <w:jc w:val="left"/>
       </w:pPr>
       <w:r>
@@ -2857,7 +2861,7 @@
     </w:p>
     <w:p>
       <w:pPr>
-        <w:spacing w:after="57" w:before="0" w:line="312" w:lineRule="auto"/>
+        <w:spacing w:after="45" w:before="0" w:line="312" w:lineRule="auto"/>
         <w:jc w:val="center"/>
       </w:pPr>
       <w:r>
@@ -2871,7 +2875,7 @@
     </w:p>
     <w:p>
       <w:pPr>
-        <w:spacing w:after="57" w:before="57" w:line="312" w:lineRule="auto"/>
+        <w:spacing w:after="45" w:before="45" w:line="312" w:lineRule="auto"/>
         <w:jc w:val="center"/>
       </w:pPr>
       <w:r>
@@ -2886,7 +2890,7 @@
     </w:p>
     <w:p>
       <w:pPr>
-        <w:spacing w:after="57" w:before="0" w:line="312" w:lineRule="auto"/>
+        <w:spacing w:after="45" w:before="0" w:line="312" w:lineRule="auto"/>
         <w:jc w:val="right"/>
       </w:pPr>
       <w:r>
@@ -2924,7 +2928,7 @@
     </w:p>
     <w:p>
       <w:pPr>
-        <w:spacing w:after="0" w:before="43" w:line="312" w:lineRule="auto"/>
+        <w:spacing w:after="0" w:before="34" w:line="312" w:lineRule="auto"/>
         <w:jc w:val="left"/>
       </w:pPr>
       <w:r>
